--- a/en/wisdom-stories/doorbell.docx
+++ b/en/wisdom-stories/doorbell.docx
@@ -79,7 +79,7 @@
         <w:rPr>
           <w:lang/>
         </w:rPr>
-        <w:t>“May I ask a favour? When you bring the newspaper each day, please knock or ring the bell and hand it to me.”</w:t>
+        <w:t xml:space="preserve">“May I ask a favor? When you bring the newspaper each day, please knock or ring the bell and hand it to me.”</w:t>
       </w:r>
     </w:p>
     <w:p>
